--- a/report/IoT_IDS_CNN_LSTM_report.docx
+++ b/report/IoT_IDS_CNN_LSTM_report.docx
@@ -80,6 +80,51 @@
       </w:pPr>
       <w:r>
         <w:t xml:space="preserve">Sahil Mengji (231CS151)</w:t>
+      </w:r>
+    </w:p>
+    <w:p>
+      <w:pPr>
+        <w:spacing w:after="40" w:before="480"/>
+      </w:pPr>
+      <w:r>
+        <w:rPr>
+          <w:b/>
+          <w:bCs/>
+        </w:rPr>
+        <w:t xml:space="preserve">Course: </w:t>
+      </w:r>
+      <w:r>
+        <w:t xml:space="preserve">Internet of Things</w:t>
+      </w:r>
+    </w:p>
+    <w:p>
+      <w:pPr>
+        <w:spacing w:after="40"/>
+      </w:pPr>
+      <w:r>
+        <w:rPr>
+          <w:b/>
+          <w:bCs/>
+        </w:rPr>
+        <w:t xml:space="preserve">Course instructor: </w:t>
+      </w:r>
+      <w:r>
+        <w:t xml:space="preserve">Mr. Sridhar Sanshi</w:t>
+      </w:r>
+    </w:p>
+    <w:p>
+      <w:pPr>
+        <w:spacing w:after="40"/>
+      </w:pPr>
+      <w:r>
+        <w:rPr>
+          <w:b/>
+          <w:bCs/>
+        </w:rPr>
+        <w:t xml:space="preserve">Date: </w:t>
+      </w:r>
+      <w:r>
+        <w:t xml:space="preserve">28 September 2026</w:t>
       </w:r>
     </w:p>
     <w:p>
@@ -6762,7 +6807,7 @@
         <w:spacing w:after="60"/>
       </w:pPr>
       <w:r>
-        <w:t xml:space="preserve">E. C. P. Neto et al., "CICIoT2023: A real-time dataset and benchmark for large-scale attacks in IoT environment," Sensors, 23(13), 5941, 2023. Dataset: https://www.unb.ca/cic/datasets/iotdataset-2023.html.</w:t>
+        <w:t xml:space="preserve">E. C. P. Neto et al., "CICIoT2023: A real-time dataset and benchmark for large-scale attacks in IoT environment," Sensors, 23(13), 5941, 2023. DOI 10.3390/s23135941. Dataset: https://www.unb.ca/cic/datasets/iotdataset-2023.html.</w:t>
       </w:r>
     </w:p>
     <w:p>
